--- a/assets/docx/job-37_cover.docx
+++ b/assets/docx/job-37_cover.docx
@@ -69,37 +69,37 @@
     <w:p/>
     <w:p>
       <w:r>
-        <w:t>The work you describe for this team is varies; science lab prep, inventory, safety;</w:t>
+        <w:t>The work you describe for this team is steady bench throughput and careful documentation.</w:t>
       </w:r>
     </w:p>
     <w:p>
       <w:r>
-        <w:t>school-year schedule; background check. That is close to work I have actually done: QC</w:t>
+        <w:t>That is close to work I have actually done: QC checks and GLP documentation, including</w:t>
       </w:r>
     </w:p>
     <w:p>
       <w:r>
-        <w:t>checks and GLP documentation, including flagging anything out of specification, reagent</w:t>
+        <w:t>flagging anything out of specification, reagent and supply inventory, purchase</w:t>
       </w:r>
     </w:p>
     <w:p>
       <w:r>
-        <w:t>and supply inventory, purchase coordination and receipt checks. I am comfortable being the</w:t>
+        <w:t>coordination and receipt checks. I am comfortable being the person who keeps a bench tidy,</w:t>
       </w:r>
     </w:p>
     <w:p>
       <w:r>
-        <w:t>person who keeps a bench tidy, a record complete and a schedule kept. The last decade of</w:t>
+        <w:t>a record complete and a schedule kept. The last decade of running property operations on</w:t>
       </w:r>
     </w:p>
     <w:p>
       <w:r>
-        <w:t>running property operations on contract sharpened exactly that: inventory, vendor</w:t>
+        <w:t>contract sharpened exactly that: inventory, vendor scheduling, compliance paperwork and</w:t>
       </w:r>
     </w:p>
     <w:p>
       <w:r>
-        <w:t>scheduling, compliance paperwork and receipts that reconcile.</w:t>
+        <w:t>receipts that reconcile.</w:t>
       </w:r>
     </w:p>
     <w:p/>
@@ -503,10 +503,6 @@
     <w:name w:val="Normal"/>
     <w:qFormat/>
     <w:rsid w:val="00FC693F"/>
-    <w:rPr>
-      <w:rFonts w:ascii="Calibri" w:hAnsi="Calibri"/>
-      <w:sz w:val="21"/>
-    </w:rPr>
   </w:style>
   <w:style w:type="paragraph" w:styleId="Header">
     <w:name w:val="header"/>
